--- a/docs/baocao.docx
+++ b/docs/baocao.docx
@@ -32905,9 +32905,9 @@
           <w:szCs w:val="26"/>
         </w:rPr>
         <w:drawing>
-          <wp:inline distT="0" distB="0" distL="0" distR="0" wp14:anchorId="79A0764D" wp14:editId="1BE75D50">
-            <wp:extent cx="5687069" cy="3619500"/>
-            <wp:effectExtent l="0" t="0" r="8890" b="0"/>
+          <wp:inline distT="0" distB="0" distL="0" distR="0" wp14:anchorId="79A0764D" wp14:editId="55DF51EF">
+            <wp:extent cx="5696558" cy="3204313"/>
+            <wp:effectExtent l="0" t="0" r="0" b="0"/>
             <wp:docPr id="5" name="Picture 5"/>
             <wp:cNvGraphicFramePr>
               <a:graphicFrameLocks xmlns:a="http://schemas.openxmlformats.org/drawingml/2006/main" noChangeAspect="1"/>
@@ -32916,11 +32916,17 @@
               <a:graphicData uri="http://schemas.openxmlformats.org/drawingml/2006/picture">
                 <pic:pic xmlns:pic="http://schemas.openxmlformats.org/drawingml/2006/picture">
                   <pic:nvPicPr>
-                    <pic:cNvPr id="1" name=""/>
+                    <pic:cNvPr id="5" name="Picture 5"/>
                     <pic:cNvPicPr/>
                   </pic:nvPicPr>
                   <pic:blipFill>
-                    <a:blip r:embed="rId21"/>
+                    <a:blip r:embed="rId21" cstate="print">
+                      <a:extLst>
+                        <a:ext uri="{28A0092B-C50C-407E-A947-70E740481C1C}">
+                          <a14:useLocalDpi xmlns:a14="http://schemas.microsoft.com/office/drawing/2010/main" val="0"/>
+                        </a:ext>
+                      </a:extLst>
+                    </a:blip>
                     <a:stretch>
                       <a:fillRect/>
                     </a:stretch>
@@ -32928,7 +32934,7 @@
                   <pic:spPr>
                     <a:xfrm>
                       <a:off x="0" y="0"/>
-                      <a:ext cx="5696558" cy="3625539"/>
+                      <a:ext cx="5696558" cy="3204313"/>
                     </a:xfrm>
                     <a:prstGeom prst="rect">
                       <a:avLst/>
